--- a/test/docx/golden/tables.docx
+++ b/test/docx/golden/tables.docx
@@ -2,7 +2,7 @@
 <file path=word/document.xml><?xml version="1.0" encoding="utf-8"?>
 <w:document xmlns:w="http://schemas.openxmlformats.org/wordprocessingml/2006/main" xmlns:m="http://schemas.openxmlformats.org/officeDocument/2006/math" xmlns:r="http://schemas.openxmlformats.org/officeDocument/2006/relationships" xmlns:o="urn:schemas-microsoft-com:office:office" xmlns:v="urn:schemas-microsoft-com:vml" xmlns:w10="urn:schemas-microsoft-com:office:word" xmlns:a="http://schemas.openxmlformats.org/drawingml/2006/main" xmlns:pic="http://schemas.openxmlformats.org/drawingml/2006/picture" xmlns:wp="http://schemas.openxmlformats.org/drawingml/2006/wordprocessingDrawing">
   <w:body>
-    <w:bookmarkStart w:id="9" w:name="a-table-with-and-without-a-header-row"/>
+    <w:bookmarkStart w:id="9" w:name="_0ab5666e629c3cde8573169632f701ac3f85a6f"/>
     <w:p>
       <w:pPr>
         <w:pStyle w:val="Heading2"/>

--- a/test/docx/golden/tables.docx
+++ b/test/docx/golden/tables.docx
@@ -309,7 +309,7 @@
           <w:tcPr/>
           <w:p>
             <w:pPr>
-              <w:pStyle w:val="BodyText"/>
+              <w:pStyle w:val="FirstParagraph"/>
             </w:pPr>
             <w:r>
               <w:t xml:space="preserve">Table</w:t>
@@ -330,17 +330,17 @@
           <w:tcPr/>
           <w:p>
             <w:pPr>
+              <w:pStyle w:val="FirstParagraph"/>
+            </w:pPr>
+            <w:r>
+              <w:t xml:space="preserve">Of</w:t>
+            </w:r>
+          </w:p>
+          <w:p>
+            <w:pPr>
               <w:pStyle w:val="BodyText"/>
             </w:pPr>
             <w:r>
-              <w:t xml:space="preserve">Of</w:t>
-            </w:r>
-          </w:p>
-          <w:p>
-            <w:pPr>
-              <w:pStyle w:val="BodyText"/>
-            </w:pPr>
-            <w:r>
               <w:t xml:space="preserve">Paragraphs</w:t>
             </w:r>
           </w:p>
@@ -349,7 +349,7 @@
           <w:tcPr/>
           <w:p>
             <w:pPr>
-              <w:pStyle w:val="BodyText"/>
+              <w:pStyle w:val="FirstParagraph"/>
             </w:pPr>
             <w:r>
               <w:t xml:space="preserve">In each</w:t>
